--- a/01_Einführung/Übungen/YOH/YOH.docx
+++ b/01_Einführung/Übungen/YOH/YOH.docx
@@ -1,6 +1,6 @@
 
 <file path=word/document.xml><?xml version="1.0" encoding="utf-8"?>
-<w:document xmlns:wpc="http://schemas.microsoft.com/office/word/2010/wordprocessingCanvas" xmlns:cx="http://schemas.microsoft.com/office/drawing/2014/chartex" xmlns:cx1="http://schemas.microsoft.com/office/drawing/2015/9/8/chartex" xmlns:cx2="http://schemas.microsoft.com/office/drawing/2015/10/21/chartex" xmlns:cx3="http://schemas.microsoft.com/office/drawing/2016/5/9/chartex" xmlns:cx4="http://schemas.microsoft.com/office/drawing/2016/5/10/chartex" xmlns:cx5="http://schemas.microsoft.com/office/drawing/2016/5/11/chartex" xmlns:cx6="http://schemas.microsoft.com/office/drawing/2016/5/12/chartex" xmlns:cx7="http://schemas.microsoft.com/office/drawing/2016/5/13/chartex" xmlns:cx8="http://schemas.microsoft.com/office/drawing/2016/5/14/chartex" xmlns:mc="http://schemas.openxmlformats.org/markup-compatibility/2006" xmlns:aink="http://schemas.microsoft.com/office/drawing/2016/ink" xmlns:am3d="http://schemas.microsoft.com/office/drawing/2017/model3d" xmlns:o="urn:schemas-microsoft-com:office:office" xmlns:r="http://schemas.openxmlformats.org/officeDocument/2006/relationships" xmlns:m="http://schemas.openxmlformats.org/officeDocument/2006/math" xmlns:v="urn:schemas-microsoft-com:vml" xmlns:wp14="http://schemas.microsoft.com/office/word/2010/wordprocessingDrawing" xmlns:wp="http://schemas.openxmlformats.org/drawingml/2006/wordprocessingDrawing" xmlns:w10="urn:schemas-microsoft-com:office:word" xmlns:w="http://schemas.openxmlformats.org/wordprocessingml/2006/main" xmlns:w14="http://schemas.microsoft.com/office/word/2010/wordml" xmlns:w15="http://schemas.microsoft.com/office/word/2012/wordml" xmlns:w16cid="http://schemas.microsoft.com/office/word/2016/wordml/cid" xmlns:w16se="http://schemas.microsoft.com/office/word/2015/wordml/symex" xmlns:wpg="http://schemas.microsoft.com/office/word/2010/wordprocessingGroup" xmlns:wpi="http://schemas.microsoft.com/office/word/2010/wordprocessingInk" xmlns:wne="http://schemas.microsoft.com/office/word/2006/wordml" xmlns:wps="http://schemas.microsoft.com/office/word/2010/wordprocessingShape" mc:Ignorable="w14 w15 w16se w16cid wp14">
+<w:document xmlns:wpc="http://schemas.microsoft.com/office/word/2010/wordprocessingCanvas" xmlns:cx="http://schemas.microsoft.com/office/drawing/2014/chartex" xmlns:cx1="http://schemas.microsoft.com/office/drawing/2015/9/8/chartex" xmlns:cx2="http://schemas.microsoft.com/office/drawing/2015/10/21/chartex" xmlns:cx3="http://schemas.microsoft.com/office/drawing/2016/5/9/chartex" xmlns:cx4="http://schemas.microsoft.com/office/drawing/2016/5/10/chartex" xmlns:cx5="http://schemas.microsoft.com/office/drawing/2016/5/11/chartex" xmlns:cx6="http://schemas.microsoft.com/office/drawing/2016/5/12/chartex" xmlns:cx7="http://schemas.microsoft.com/office/drawing/2016/5/13/chartex" xmlns:cx8="http://schemas.microsoft.com/office/drawing/2016/5/14/chartex" xmlns:mc="http://schemas.openxmlformats.org/markup-compatibility/2006" xmlns:aink="http://schemas.microsoft.com/office/drawing/2016/ink" xmlns:am3d="http://schemas.microsoft.com/office/drawing/2017/model3d" xmlns:o="urn:schemas-microsoft-com:office:office" xmlns:r="http://schemas.openxmlformats.org/officeDocument/2006/relationships" xmlns:m="http://schemas.openxmlformats.org/officeDocument/2006/math" xmlns:v="urn:schemas-microsoft-com:vml" xmlns:wp14="http://schemas.microsoft.com/office/word/2010/wordprocessingDrawing" xmlns:wp="http://schemas.openxmlformats.org/drawingml/2006/wordprocessingDrawing" xmlns:w10="urn:schemas-microsoft-com:office:word" xmlns:w="http://schemas.openxmlformats.org/wordprocessingml/2006/main" xmlns:w14="http://schemas.microsoft.com/office/word/2010/wordml" xmlns:w15="http://schemas.microsoft.com/office/word/2012/wordml" xmlns:w16cex="http://schemas.microsoft.com/office/word/2018/wordml/cex" xmlns:w16cid="http://schemas.microsoft.com/office/word/2016/wordml/cid" xmlns:w16="http://schemas.microsoft.com/office/word/2018/wordml" xmlns:w16sdtdh="http://schemas.microsoft.com/office/word/2020/wordml/sdtdatahash" xmlns:w16se="http://schemas.microsoft.com/office/word/2015/wordml/symex" xmlns:wpg="http://schemas.microsoft.com/office/word/2010/wordprocessingGroup" xmlns:wpi="http://schemas.microsoft.com/office/word/2010/wordprocessingInk" xmlns:wne="http://schemas.microsoft.com/office/word/2006/wordml" xmlns:wps="http://schemas.microsoft.com/office/word/2010/wordprocessingShape" mc:Ignorable="w14 w15 w16se w16cid w16 w16cex w16sdtdh wp14">
   <w:body>
     <w:p>
       <w:pPr>
@@ -54,50 +54,27 @@
     </w:p>
     <w:p>
       <w:pPr>
-        <w:pStyle w:val="Aufzhlung1"/>
-        <w:numPr>
-          <w:ilvl w:val="0"/>
-          <w:numId w:val="2"/>
-        </w:numPr>
-        <w:rPr>
-          <w:rFonts w:ascii="Calibri" w:hAnsi="Calibri"/>
-          <w:sz w:val="22"/>
-          <w:szCs w:val="22"/>
-        </w:rPr>
-      </w:pPr>
-      <w:r>
-        <w:rPr>
-          <w:rFonts w:ascii="Calibri" w:hAnsi="Calibri"/>
-          <w:sz w:val="22"/>
-          <w:szCs w:val="22"/>
-        </w:rPr>
-        <w:t>Verwendung von Kommentaren</w:t>
+        <w:pStyle w:val="berschrift2"/>
+      </w:pPr>
+      <w:r>
+        <w:t>Aufgabenstellung</w:t>
       </w:r>
     </w:p>
     <w:p>
-      <w:pPr>
-        <w:pStyle w:val="berschrift2"/>
-      </w:pPr>
-      <w:r>
-        <w:t>Aufgabenstellung</w:t>
-      </w:r>
-    </w:p>
-    <w:p/>
-    <w:p>
+      <w:r>
+        <w:br/>
+      </w:r>
       <w:r>
         <w:t>Geben Sie „YOH!“ in der unten angeführten Art auf der Konsole aus:</w:t>
       </w:r>
     </w:p>
     <w:p>
       <w:r>
-        <w:rPr>
-          <w:noProof/>
-        </w:rPr>
         <w:drawing>
-          <wp:inline distT="0" distB="0" distL="0" distR="0" wp14:anchorId="4092588F" wp14:editId="643D5E82">
-            <wp:extent cx="3971925" cy="2710150"/>
-            <wp:effectExtent l="0" t="0" r="0" b="0"/>
-            <wp:docPr id="3" name="Grafik 3"/>
+          <wp:inline distT="0" distB="0" distL="0" distR="0" wp14:anchorId="1CF22A1C" wp14:editId="11464818">
+            <wp:extent cx="2448267" cy="1533739"/>
+            <wp:effectExtent l="0" t="0" r="9525" b="9525"/>
+            <wp:docPr id="1" name="Grafik 1"/>
             <wp:cNvGraphicFramePr>
               <a:graphicFrameLocks xmlns:a="http://schemas.openxmlformats.org/drawingml/2006/main" noChangeAspect="1"/>
             </wp:cNvGraphicFramePr>
@@ -117,7 +94,7 @@
                   <pic:spPr>
                     <a:xfrm>
                       <a:off x="0" y="0"/>
-                      <a:ext cx="3977865" cy="2714203"/>
+                      <a:ext cx="2448267" cy="1533739"/>
                     </a:xfrm>
                     <a:prstGeom prst="rect">
                       <a:avLst/>
@@ -132,75 +109,48 @@
     </w:p>
     <w:p>
       <w:r>
-        <w:t xml:space="preserve">Verwenden Sie die Methode </w:t>
-      </w:r>
-      <w:proofErr w:type="spellStart"/>
+        <w:t xml:space="preserve">Achten sie darauf, dass </w:t>
+      </w:r>
+      <w:r>
+        <w:t>die</w:t>
+      </w:r>
+      <w:r>
+        <w:t xml:space="preserve"> Ausgabe </w:t>
+      </w:r>
       <w:r>
         <w:rPr>
-          <w:rFonts w:ascii="Consolas" w:eastAsiaTheme="minorHAnsi" w:hAnsi="Consolas" w:cs="Consolas"/>
           <w:b/>
-          <w:color w:val="000000"/>
+          <w:bCs/>
+          <w:i/>
+          <w:iCs/>
         </w:rPr>
-        <w:t>Console.ReadKey</w:t>
-      </w:r>
-      <w:proofErr w:type="spellEnd"/>
-      <w:r>
-        <w:rPr>
-          <w:rFonts w:ascii="Consolas" w:eastAsiaTheme="minorHAnsi" w:hAnsi="Consolas" w:cs="Consolas"/>
-          <w:b/>
-          <w:color w:val="000000"/>
-        </w:rPr>
-        <w:t>();</w:t>
-      </w:r>
-      <w:r>
-        <w:rPr>
-          <w:rFonts w:ascii="Consolas" w:eastAsiaTheme="minorHAnsi" w:hAnsi="Consolas" w:cs="Consolas"/>
-          <w:color w:val="000000"/>
-          <w:sz w:val="19"/>
-          <w:szCs w:val="19"/>
-        </w:rPr>
-        <w:t xml:space="preserve"> </w:t>
-      </w:r>
-      <w:r>
-        <w:t>um auf einen Tastendruck des Benutzers zu warten</w:t>
-      </w:r>
-      <w:r>
-        <w:t xml:space="preserve"> und im Anschluss das Fenster zu schließen.</w:t>
-      </w:r>
-      <w:bookmarkStart w:id="0" w:name="_GoBack"/>
-      <w:bookmarkEnd w:id="0"/>
+        <w:t>exakt</w:t>
+      </w:r>
+      <w:r>
+        <w:t xml:space="preserve"> übereinstimmt.</w:t>
+      </w:r>
     </w:p>
     <w:p>
       <w:pPr>
-        <w:rPr>
-          <w:b/>
-          <w:u w:val="single"/>
-        </w:rPr>
-      </w:pPr>
-      <w:r>
-        <w:rPr>
-          <w:b/>
-          <w:u w:val="single"/>
-        </w:rPr>
-        <w:t>Hinweis:</w:t>
+        <w:pStyle w:val="berschrift2"/>
+      </w:pPr>
+      <w:r>
+        <w:t>Erweiterung</w:t>
       </w:r>
     </w:p>
     <w:p>
       <w:r>
-        <w:t>Fügen Sie einen Blockkommentar am Beginn Ihrer Quellcodedatei ein, die Schule, Klasse, Ihren Namen und eine Kurzbeschreibung Ihres Programms enthält:</w:t>
+        <w:br/>
+        <w:t>Ändern Sie die Ausgabe!</w:t>
       </w:r>
     </w:p>
     <w:p>
       <w:r>
-        <w:rPr>
-          <w:noProof/>
-          <w:lang w:val="de-AT" w:eastAsia="de-AT"/>
-        </w:rPr>
         <w:drawing>
-          <wp:inline distT="0" distB="0" distL="0" distR="0" wp14:anchorId="1B71DC6C" wp14:editId="7A21CB7C">
-            <wp:extent cx="5760720" cy="1627505"/>
+          <wp:inline distT="0" distB="0" distL="0" distR="0" wp14:anchorId="61E87CCC" wp14:editId="2F088A62">
+            <wp:extent cx="2457793" cy="1524213"/>
             <wp:effectExtent l="0" t="0" r="0" b="0"/>
-            <wp:docPr id="2" name="Grafik 2"/>
+            <wp:docPr id="4" name="Grafik 4"/>
             <wp:cNvGraphicFramePr>
               <a:graphicFrameLocks xmlns:a="http://schemas.openxmlformats.org/drawingml/2006/main" noChangeAspect="1"/>
             </wp:cNvGraphicFramePr>
@@ -220,7 +170,7 @@
                   <pic:spPr>
                     <a:xfrm>
                       <a:off x="0" y="0"/>
-                      <a:ext cx="5760720" cy="1627505"/>
+                      <a:ext cx="2457793" cy="1524213"/>
                     </a:xfrm>
                     <a:prstGeom prst="rect">
                       <a:avLst/>
@@ -235,10 +185,9 @@
     </w:p>
     <w:p>
       <w:r>
-        <w:t>Dieser Blockkommentar muss ab sofort in jeder abgegebenen Quellcode-Datei enthalten sein!</w:t>
+        <w:t>Auch hier soll die Ausgabe exakt übereinstimmen – achten Sie auf die Farben.</w:t>
       </w:r>
     </w:p>
-    <w:p/>
     <w:sectPr>
       <w:pgSz w:w="11906" w:h="16838"/>
       <w:pgMar w:top="1417" w:right="1417" w:bottom="1134" w:left="1417" w:header="708" w:footer="708" w:gutter="0"/>
@@ -250,7 +199,7 @@
 </file>
 
 <file path=word/numbering.xml><?xml version="1.0" encoding="utf-8"?>
-<w:numbering xmlns:wpc="http://schemas.microsoft.com/office/word/2010/wordprocessingCanvas" xmlns:cx="http://schemas.microsoft.com/office/drawing/2014/chartex" xmlns:cx1="http://schemas.microsoft.com/office/drawing/2015/9/8/chartex" xmlns:cx2="http://schemas.microsoft.com/office/drawing/2015/10/21/chartex" xmlns:cx3="http://schemas.microsoft.com/office/drawing/2016/5/9/chartex" xmlns:cx4="http://schemas.microsoft.com/office/drawing/2016/5/10/chartex" xmlns:cx5="http://schemas.microsoft.com/office/drawing/2016/5/11/chartex" xmlns:cx6="http://schemas.microsoft.com/office/drawing/2016/5/12/chartex" xmlns:cx7="http://schemas.microsoft.com/office/drawing/2016/5/13/chartex" xmlns:cx8="http://schemas.microsoft.com/office/drawing/2016/5/14/chartex" xmlns:mc="http://schemas.openxmlformats.org/markup-compatibility/2006" xmlns:aink="http://schemas.microsoft.com/office/drawing/2016/ink" xmlns:am3d="http://schemas.microsoft.com/office/drawing/2017/model3d" xmlns:o="urn:schemas-microsoft-com:office:office" xmlns:r="http://schemas.openxmlformats.org/officeDocument/2006/relationships" xmlns:m="http://schemas.openxmlformats.org/officeDocument/2006/math" xmlns:v="urn:schemas-microsoft-com:vml" xmlns:wp14="http://schemas.microsoft.com/office/word/2010/wordprocessingDrawing" xmlns:wp="http://schemas.openxmlformats.org/drawingml/2006/wordprocessingDrawing" xmlns:w10="urn:schemas-microsoft-com:office:word" xmlns:w="http://schemas.openxmlformats.org/wordprocessingml/2006/main" xmlns:w14="http://schemas.microsoft.com/office/word/2010/wordml" xmlns:w15="http://schemas.microsoft.com/office/word/2012/wordml" xmlns:w16cid="http://schemas.microsoft.com/office/word/2016/wordml/cid" xmlns:w16se="http://schemas.microsoft.com/office/word/2015/wordml/symex" xmlns:wpg="http://schemas.microsoft.com/office/word/2010/wordprocessingGroup" xmlns:wpi="http://schemas.microsoft.com/office/word/2010/wordprocessingInk" xmlns:wne="http://schemas.microsoft.com/office/word/2006/wordml" xmlns:wps="http://schemas.microsoft.com/office/word/2010/wordprocessingShape" mc:Ignorable="w14 w15 w16se w16cid wp14">
+<w:numbering xmlns:wpc="http://schemas.microsoft.com/office/word/2010/wordprocessingCanvas" xmlns:cx="http://schemas.microsoft.com/office/drawing/2014/chartex" xmlns:cx1="http://schemas.microsoft.com/office/drawing/2015/9/8/chartex" xmlns:cx2="http://schemas.microsoft.com/office/drawing/2015/10/21/chartex" xmlns:cx3="http://schemas.microsoft.com/office/drawing/2016/5/9/chartex" xmlns:cx4="http://schemas.microsoft.com/office/drawing/2016/5/10/chartex" xmlns:cx5="http://schemas.microsoft.com/office/drawing/2016/5/11/chartex" xmlns:cx6="http://schemas.microsoft.com/office/drawing/2016/5/12/chartex" xmlns:cx7="http://schemas.microsoft.com/office/drawing/2016/5/13/chartex" xmlns:cx8="http://schemas.microsoft.com/office/drawing/2016/5/14/chartex" xmlns:mc="http://schemas.openxmlformats.org/markup-compatibility/2006" xmlns:aink="http://schemas.microsoft.com/office/drawing/2016/ink" xmlns:am3d="http://schemas.microsoft.com/office/drawing/2017/model3d" xmlns:o="urn:schemas-microsoft-com:office:office" xmlns:r="http://schemas.openxmlformats.org/officeDocument/2006/relationships" xmlns:m="http://schemas.openxmlformats.org/officeDocument/2006/math" xmlns:v="urn:schemas-microsoft-com:vml" xmlns:wp14="http://schemas.microsoft.com/office/word/2010/wordprocessingDrawing" xmlns:wp="http://schemas.openxmlformats.org/drawingml/2006/wordprocessingDrawing" xmlns:w10="urn:schemas-microsoft-com:office:word" xmlns:w="http://schemas.openxmlformats.org/wordprocessingml/2006/main" xmlns:w14="http://schemas.microsoft.com/office/word/2010/wordml" xmlns:w15="http://schemas.microsoft.com/office/word/2012/wordml" xmlns:w16cex="http://schemas.microsoft.com/office/word/2018/wordml/cex" xmlns:w16cid="http://schemas.microsoft.com/office/word/2016/wordml/cid" xmlns:w16="http://schemas.microsoft.com/office/word/2018/wordml" xmlns:w16sdtdh="http://schemas.microsoft.com/office/word/2020/wordml/sdtdatahash" xmlns:w16se="http://schemas.microsoft.com/office/word/2015/wordml/symex" xmlns:wpg="http://schemas.microsoft.com/office/word/2010/wordprocessingGroup" xmlns:wpi="http://schemas.microsoft.com/office/word/2010/wordprocessingInk" xmlns:wne="http://schemas.microsoft.com/office/word/2006/wordml" xmlns:wps="http://schemas.microsoft.com/office/word/2010/wordprocessingShape" mc:Ignorable="w14 w15 w16se w16cid w16 w16cex w16sdtdh wp14">
   <w:abstractNum w:abstractNumId="0" w15:restartNumberingAfterBreak="0">
     <w:nsid w:val="1E670D29"/>
     <w:multiLevelType w:val="hybridMultilevel"/>
@@ -515,7 +464,7 @@
 </file>
 
 <file path=word/styles.xml><?xml version="1.0" encoding="utf-8"?>
-<w:styles xmlns:mc="http://schemas.openxmlformats.org/markup-compatibility/2006" xmlns:r="http://schemas.openxmlformats.org/officeDocument/2006/relationships" xmlns:w="http://schemas.openxmlformats.org/wordprocessingml/2006/main" xmlns:w14="http://schemas.microsoft.com/office/word/2010/wordml" xmlns:w15="http://schemas.microsoft.com/office/word/2012/wordml" xmlns:w16cid="http://schemas.microsoft.com/office/word/2016/wordml/cid" xmlns:w16se="http://schemas.microsoft.com/office/word/2015/wordml/symex" mc:Ignorable="w14 w15 w16se w16cid">
+<w:styles xmlns:mc="http://schemas.openxmlformats.org/markup-compatibility/2006" xmlns:r="http://schemas.openxmlformats.org/officeDocument/2006/relationships" xmlns:w="http://schemas.openxmlformats.org/wordprocessingml/2006/main" xmlns:w14="http://schemas.microsoft.com/office/word/2010/wordml" xmlns:w15="http://schemas.microsoft.com/office/word/2012/wordml" xmlns:w16cex="http://schemas.microsoft.com/office/word/2018/wordml/cex" xmlns:w16cid="http://schemas.microsoft.com/office/word/2016/wordml/cid" xmlns:w16="http://schemas.microsoft.com/office/word/2018/wordml" xmlns:w16sdtdh="http://schemas.microsoft.com/office/word/2020/wordml/sdtdatahash" xmlns:w16se="http://schemas.microsoft.com/office/word/2015/wordml/symex" mc:Ignorable="w14 w15 w16se w16cid w16 w16cex w16sdtdh">
   <w:docDefaults>
     <w:rPrDefault>
       <w:rPr>
@@ -531,7 +480,7 @@
       </w:pPr>
     </w:pPrDefault>
   </w:docDefaults>
-  <w:latentStyles w:defLockedState="0" w:defUIPriority="99" w:defSemiHidden="0" w:defUnhideWhenUsed="0" w:defQFormat="0" w:count="375">
+  <w:latentStyles w:defLockedState="0" w:defUIPriority="99" w:defSemiHidden="0" w:defUnhideWhenUsed="0" w:defQFormat="0" w:count="376">
     <w:lsdException w:name="Normal" w:uiPriority="0" w:qFormat="1"/>
     <w:lsdException w:name="heading 1" w:uiPriority="9" w:qFormat="1"/>
     <w:lsdException w:name="heading 2" w:semiHidden="1" w:uiPriority="0" w:unhideWhenUsed="1" w:qFormat="1"/>
@@ -637,7 +586,6 @@
     <w:lsdException w:name="HTML Sample" w:semiHidden="1" w:unhideWhenUsed="1"/>
     <w:lsdException w:name="HTML Typewriter" w:semiHidden="1" w:unhideWhenUsed="1"/>
     <w:lsdException w:name="HTML Variable" w:semiHidden="1" w:unhideWhenUsed="1"/>
-    <w:lsdException w:name="Normal Table" w:semiHidden="1" w:unhideWhenUsed="1"/>
     <w:lsdException w:name="annotation subject" w:semiHidden="1" w:unhideWhenUsed="1"/>
     <w:lsdException w:name="No List" w:semiHidden="1" w:unhideWhenUsed="1"/>
     <w:lsdException w:name="Outline List 1" w:semiHidden="1" w:unhideWhenUsed="1"/>
@@ -684,10 +632,8 @@
     <w:lsdException w:name="Table Subtle 2" w:semiHidden="1" w:unhideWhenUsed="1"/>
     <w:lsdException w:name="Table Web 1" w:semiHidden="1" w:unhideWhenUsed="1"/>
     <w:lsdException w:name="Table Web 2" w:semiHidden="1" w:unhideWhenUsed="1"/>
-    <w:lsdException w:name="Table Web 3" w:semiHidden="1" w:unhideWhenUsed="1"/>
     <w:lsdException w:name="Balloon Text" w:semiHidden="1" w:unhideWhenUsed="1"/>
     <w:lsdException w:name="Table Grid" w:uiPriority="39"/>
-    <w:lsdException w:name="Table Theme" w:semiHidden="1" w:unhideWhenUsed="1"/>
     <w:lsdException w:name="Placeholder Text" w:semiHidden="1"/>
     <w:lsdException w:name="No Spacing" w:uiPriority="1" w:qFormat="1"/>
     <w:lsdException w:name="Light Shading" w:uiPriority="60"/>
@@ -907,6 +853,7 @@
     <w:lsdException w:name="Smart Hyperlink" w:semiHidden="1" w:unhideWhenUsed="1"/>
     <w:lsdException w:name="Hashtag" w:semiHidden="1" w:unhideWhenUsed="1"/>
     <w:lsdException w:name="Unresolved Mention" w:semiHidden="1" w:unhideWhenUsed="1"/>
+    <w:lsdException w:name="Smart Link" w:semiHidden="1" w:unhideWhenUsed="1"/>
   </w:latentStyles>
   <w:style w:type="paragraph" w:default="1" w:styleId="Standard">
     <w:name w:val="Normal"/>
@@ -1040,6 +987,25 @@
       <w:szCs w:val="24"/>
       <w:lang w:eastAsia="de-DE"/>
     </w:rPr>
+  </w:style>
+  <w:style w:type="table" w:styleId="Tabellenraster">
+    <w:name w:val="Table Grid"/>
+    <w:basedOn w:val="NormaleTabelle"/>
+    <w:uiPriority w:val="39"/>
+    <w:rsid w:val="00A575F9"/>
+    <w:pPr>
+      <w:spacing w:after="0" w:line="240" w:lineRule="auto"/>
+    </w:pPr>
+    <w:tblPr>
+      <w:tblBorders>
+        <w:top w:val="single" w:sz="4" w:space="0" w:color="auto"/>
+        <w:left w:val="single" w:sz="4" w:space="0" w:color="auto"/>
+        <w:bottom w:val="single" w:sz="4" w:space="0" w:color="auto"/>
+        <w:right w:val="single" w:sz="4" w:space="0" w:color="auto"/>
+        <w:insideH w:val="single" w:sz="4" w:space="0" w:color="auto"/>
+        <w:insideV w:val="single" w:sz="4" w:space="0" w:color="auto"/>
+      </w:tblBorders>
+    </w:tblPr>
   </w:style>
 </w:styles>
 </file>
